--- a/downloads/es_chile_2022_dea_descripcion.docx
+++ b/downloads/es_chile_2022_dea_descripcion.docx
@@ -52,7 +52,22 @@
           <w:b w:val="0"/>
           <w:sz w:val="24"/>
         </w:rPr>
-        <w:t>Este documento describe las variables incluidas en cada base de datos publicada en la versión en español de las Cuentas Económicas Desagregadas 2022 de Chile. Los archivos en español usan el prefijo es_ y las variables monetarias se expresan en miles de millones de pesos chilenos de 2022 (MMMCLP$ 2022). El empleo se mide en miles de trabajadores por año.</w:t>
+        <w:t>Este documento describe las variables incluidas en cada base de datos publicada en la versión en español de las Cuentas Económicas Desagregadas 2022 de Chile. Los archivos en español usan el prefijo es_ y las variables monetarias se expresan en millones de pesos chilenos de 2022 (MMCLP$ 2022). El empleo se mide en miles de trabajadores por año.</w:t>
+      </w:r>
+    </w:p>
+    <w:p>
+      <w:r>
+        <w:t xml:space="preserve">Fecha de corte de los datos: 30 de julio de 2026.</w:t>
+      </w:r>
+    </w:p>
+    <w:p>
+      <w:r>
+        <w:t xml:space="preserve">Los valores monetarios de la versión en inglés (MUSD) se anclan al PIB 2022 de Chile en dólares corrientes (~301.260 millones de USD); la conversión entre ambas versiones es de 782,75 CLP por USD, la tasa implícita de ese anclaje. Los agregados corresponden a valor agregado a precios básicos, por lo que no son directamente comparables con el PIB a precios de mercado del Banco Central de Chile en pesos.</w:t>
+      </w:r>
+    </w:p>
+    <w:p>
+      <w:r>
+        <w:t xml:space="preserve">El código de ubicación 57 corresponde al Resto del Mundo (sector externo); debe excluirse al calcular agregados domésticos.</w:t>
       </w:r>
     </w:p>
     <w:p>
@@ -326,7 +341,7 @@
           <w:b w:val="0"/>
           <w:sz w:val="24"/>
         </w:rPr>
-        <w:t>Las variables monetarias se expresan en miles de millones de pesos chilenos de 2022 (MMMCLP$ 2022).</w:t>
+        <w:t>Las variables monetarias se expresan en millones de pesos chilenos de 2022 (MMCLP$ 2022).</w:t>
       </w:r>
     </w:p>
     <w:p>
@@ -405,6 +420,11 @@
           <w:sz w:val="24"/>
         </w:rPr>
         <w:t>insumos_intermedios_importados: Insumos intermedios comprados en el exterior.</w:t>
+      </w:r>
+    </w:p>
+    <w:p>
+      <w:r>
+        <w:t xml:space="preserve">Nota: las importaciones de este dataset corresponden a la utilización intermedia de productos importados (compras de insumos por parte de productores). No incluyen importaciones destinadas a demanda final, por lo que exportaciones − insumos_intermedios_importados no corresponde a la balanza comercial de Chile.</w:t>
       </w:r>
     </w:p>
     <w:p>
@@ -537,7 +557,7 @@
           <w:b w:val="0"/>
           <w:sz w:val="24"/>
         </w:rPr>
-        <w:t>Los flujos monetarios se expresan en miles de millones de pesos chilenos de 2022 (MMMCLP$ 2022).</w:t>
+        <w:t>Los flujos monetarios se expresan en millones de pesos chilenos de 2022 (MMCLP$ 2022).</w:t>
       </w:r>
     </w:p>
     <w:p>

--- a/downloads/es_chile_2022_dea_descripcion.docx
+++ b/downloads/es_chile_2022_dea_descripcion.docx
@@ -25,7 +25,7 @@
           <w:b w:val="0"/>
           <w:sz w:val="24"/>
         </w:rPr>
-        <w:t>Colaboración CORFO - BID elaborada por Federico Huneeus y Miguel del Valle</w:t>
+        <w:t>Colaboración CORFO - BID elaborada por Federico Huneeus y Miguel Del Valle</w:t>
       </w:r>
     </w:p>
     <w:p>
@@ -114,7 +114,7 @@
           <w:b w:val="0"/>
           <w:sz w:val="24"/>
         </w:rPr>
-        <w:t>Huneeus, F., &amp; del Valle, M. (2026). The Geographic and Sectoral Impact of Productivity. Unpublished manuscript.</w:t>
+        <w:t>Huneeus, F., &amp; Del Valle, M. (2026). The Geographic and Sectoral Impact of Productivity. Inter-American Development Bank. http://dx.doi.org/10.18235/0014477</w:t>
       </w:r>
     </w:p>
     <w:p>
